--- a/PaArztBrief_Version72.docx
+++ b/PaArztBrief_Version72.docx
@@ -5,12 +5,11 @@
     <w:p>
       <w:pPr>
         <w:pStyle w:val="Logo"/>
+        <w:ind w:right="-853"/>
         <w:rPr>
           <w:b/>
         </w:rPr>
       </w:pPr>
-      <w:bookmarkStart w:id="0" w:name="_GoBack"/>
-      <w:bookmarkEnd w:id="0"/>
       <w:r>
         <w:rPr>
           <w:b/>
@@ -22,13 +21,13 @@
               <wp:anchor distT="45720" distB="45720" distL="114300" distR="114300" simplePos="0" relativeHeight="251657728" behindDoc="0" locked="0" layoutInCell="1" allowOverlap="1">
                 <wp:simplePos x="0" y="0"/>
                 <wp:positionH relativeFrom="page">
-                  <wp:posOffset>5570220</wp:posOffset>
+                  <wp:posOffset>5670883</wp:posOffset>
                 </wp:positionH>
                 <wp:positionV relativeFrom="page">
-                  <wp:posOffset>1653540</wp:posOffset>
+                  <wp:posOffset>1652337</wp:posOffset>
                 </wp:positionV>
-                <wp:extent cx="1965960" cy="1868170"/>
-                <wp:effectExtent l="0" t="0" r="0" b="0"/>
+                <wp:extent cx="1863825" cy="1868170"/>
+                <wp:effectExtent l="0" t="0" r="3175" b="0"/>
                 <wp:wrapNone/>
                 <wp:docPr id="217" name="Textfeld 2"/>
                 <wp:cNvGraphicFramePr>
@@ -43,7 +42,7 @@
                       <wps:spPr bwMode="auto">
                         <a:xfrm>
                           <a:off x="0" y="0"/>
-                          <a:ext cx="1965960" cy="1868170"/>
+                          <a:ext cx="1863825" cy="1868170"/>
                         </a:xfrm>
                         <a:prstGeom prst="rect">
                           <a:avLst/>
@@ -67,13 +66,13 @@
                               <w:tblLook w:val="04A0" w:firstRow="1" w:lastRow="0" w:firstColumn="1" w:lastColumn="0" w:noHBand="0" w:noVBand="1"/>
                             </w:tblPr>
                             <w:tblGrid>
-                              <w:gridCol w:w="2158"/>
-                              <w:gridCol w:w="783"/>
+                              <w:gridCol w:w="2530"/>
+                              <w:gridCol w:w="240"/>
                             </w:tblGrid>
                             <w:tr>
                               <w:tc>
                                 <w:tcPr>
-                                  <w:tcW w:w="2605" w:type="dxa"/>
+                                  <w:tcW w:w="2530" w:type="dxa"/>
                                   <w:shd w:val="clear" w:color="auto" w:fill="auto"/>
                                 </w:tcPr>
                                 <w:p>
@@ -125,7 +124,7 @@
                               </w:tc>
                               <w:tc>
                                 <w:tcPr>
-                                  <w:tcW w:w="969" w:type="dxa"/>
+                                  <w:tcW w:w="240" w:type="dxa"/>
                                   <w:shd w:val="clear" w:color="auto" w:fill="auto"/>
                                 </w:tcPr>
                                 <w:p>
@@ -167,6 +166,7 @@
                                 </w:tcPr>
                                 <w:p>
                                   <w:pPr>
+                                    <w:ind w:left="-18"/>
                                     <w:rPr>
                                       <w:rFonts w:cs="Arial"/>
                                       <w:sz w:val="15"/>
@@ -227,24 +227,23 @@
                                       <w:sz w:val="15"/>
                                       <w:szCs w:val="15"/>
                                     </w:rPr>
-                                    <w:t xml:space="preserve">Telefax: </w:t>
+                                    <w:t>Telefax: E</w:t>
                                   </w:r>
-                                </w:p>
-                                <w:p>
-                                  <w:pPr>
-                                    <w:rPr>
-                                      <w:rFonts w:cs="Arial"/>
-                                      <w:sz w:val="15"/>
-                                      <w:szCs w:val="15"/>
-                                    </w:rPr>
-                                  </w:pPr>
                                   <w:r>
                                     <w:rPr>
                                       <w:rFonts w:cs="Arial"/>
                                       <w:sz w:val="15"/>
                                       <w:szCs w:val="15"/>
                                     </w:rPr>
-                                    <w:t>E-Mail:</w:t>
+                                    <w:t>-</w:t>
+                                  </w:r>
+                                  <w:r>
+                                    <w:rPr>
+                                      <w:rFonts w:cs="Arial"/>
+                                      <w:sz w:val="15"/>
+                                      <w:szCs w:val="15"/>
+                                    </w:rPr>
+                                    <w:t>Mail:</w:t>
                                   </w:r>
                                 </w:p>
                               </w:tc>
@@ -309,34 +308,65 @@
                                 <w:szCs w:val="15"/>
                               </w:rPr>
                             </w:pPr>
-                            <w:r>
+                          </w:p>
+                          <w:tbl>
+                            <w:tblPr>
+                              <w:tblW w:w="1985" w:type="dxa"/>
+                              <w:tblInd w:w="-147" w:type="dxa"/>
+                              <w:tblLook w:val="04A0" w:firstRow="1" w:lastRow="0" w:firstColumn="1" w:lastColumn="0" w:noHBand="0" w:noVBand="1"/>
+                            </w:tblPr>
+                            <w:tblGrid>
+                              <w:gridCol w:w="1985"/>
+                            </w:tblGrid>
+                            <w:tr>
+                              <w:tc>
+                                <w:tcPr>
+                                  <w:tcW w:w="1985" w:type="dxa"/>
+                                  <w:shd w:val="clear" w:color="auto" w:fill="auto"/>
+                                </w:tcPr>
+                                <w:p>
+                                  <w:pPr>
+                                    <w:ind w:left="-18"/>
+                                    <w:rPr>
+                                      <w:rFonts w:cs="Arial"/>
+                                      <w:sz w:val="15"/>
+                                      <w:szCs w:val="15"/>
+                                    </w:rPr>
+                                  </w:pPr>
+                                  <w:r>
+                                    <w:rPr>
+                                      <w:rFonts w:cs="Arial"/>
+                                      <w:sz w:val="15"/>
+                                      <w:szCs w:val="15"/>
+                                    </w:rPr>
+                                    <w:t xml:space="preserve">Berlin, </w:t>
+                                  </w:r>
+                                  <w:bookmarkStart w:id="0" w:name="AUTODATE"/>
+                                  <w:proofErr w:type="spellStart"/>
+                                  <w:r>
+                                    <w:rPr>
+                                      <w:rFonts w:cs="Arial"/>
+                                      <w:sz w:val="15"/>
+                                      <w:szCs w:val="15"/>
+                                    </w:rPr>
+                                    <w:t>dd.mm.yyyy</w:t>
+                                  </w:r>
+                                  <w:bookmarkEnd w:id="0"/>
+                                  <w:proofErr w:type="spellEnd"/>
+                                </w:p>
+                              </w:tc>
+                            </w:tr>
+                          </w:tbl>
+                          <w:p>
+                            <w:pPr>
                               <w:rPr>
                                 <w:rFonts w:cs="Arial"/>
                                 <w:sz w:val="15"/>
                                 <w:szCs w:val="15"/>
                               </w:rPr>
-                              <w:t xml:space="preserve">Berlin, </w:t>
-                            </w:r>
-                            <w:bookmarkStart w:id="1" w:name="AUTODATE"/>
-                            <w:proofErr w:type="spellStart"/>
-                            <w:r>
-                              <w:rPr>
-                                <w:rFonts w:cs="Arial"/>
-                                <w:sz w:val="15"/>
-                                <w:szCs w:val="15"/>
-                              </w:rPr>
-                              <w:t>dd.mm.yyyy</w:t>
-                            </w:r>
+                            </w:pPr>
+                            <w:bookmarkStart w:id="1" w:name="_GoBack"/>
                             <w:bookmarkEnd w:id="1"/>
-                            <w:proofErr w:type="spellEnd"/>
-                            <w:r>
-                              <w:rPr>
-                                <w:rFonts w:cs="Arial"/>
-                                <w:sz w:val="15"/>
-                                <w:szCs w:val="15"/>
-                              </w:rPr>
-                              <w:br/>
-                            </w:r>
                           </w:p>
                         </w:txbxContent>
                       </wps:txbx>
@@ -361,7 +391,7 @@
                 <v:stroke joinstyle="miter"/>
                 <v:path gradientshapeok="t" o:connecttype="rect"/>
               </v:shapetype>
-              <v:shape id="Textfeld 2" o:spid="_x0000_s1026" type="#_x0000_t202" style="position:absolute;left:0;text-align:left;margin-left:438.6pt;margin-top:130.2pt;width:154.8pt;height:147.1pt;z-index:251657728;visibility:visible;mso-wrap-style:square;mso-width-percent:0;mso-height-percent:0;mso-wrap-distance-left:9pt;mso-wrap-distance-top:3.6pt;mso-wrap-distance-right:9pt;mso-wrap-distance-bottom:3.6pt;mso-position-horizontal:absolute;mso-position-horizontal-relative:page;mso-position-vertical:absolute;mso-position-vertical-relative:page;mso-width-percent:0;mso-height-percent:0;mso-width-relative:margin;mso-height-relative:margin;v-text-anchor:top" o:gfxdata="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" stroked="f">
+              <v:shape id="Textfeld 2" o:spid="_x0000_s1026" type="#_x0000_t202" style="position:absolute;left:0;text-align:left;margin-left:446.55pt;margin-top:130.1pt;width:146.75pt;height:147.1pt;z-index:251657728;visibility:visible;mso-wrap-style:square;mso-width-percent:0;mso-height-percent:0;mso-wrap-distance-left:9pt;mso-wrap-distance-top:3.6pt;mso-wrap-distance-right:9pt;mso-wrap-distance-bottom:3.6pt;mso-position-horizontal:absolute;mso-position-horizontal-relative:page;mso-position-vertical:absolute;mso-position-vertical-relative:page;mso-width-percent:0;mso-height-percent:0;mso-width-relative:margin;mso-height-relative:margin;v-text-anchor:top" o:gfxdata="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" stroked="f">
                 <v:textbox>
                   <w:txbxContent>
                     <w:tbl>
@@ -371,13 +401,13 @@
                         <w:tblLook w:val="04A0" w:firstRow="1" w:lastRow="0" w:firstColumn="1" w:lastColumn="0" w:noHBand="0" w:noVBand="1"/>
                       </w:tblPr>
                       <w:tblGrid>
-                        <w:gridCol w:w="2158"/>
-                        <w:gridCol w:w="783"/>
+                        <w:gridCol w:w="2530"/>
+                        <w:gridCol w:w="240"/>
                       </w:tblGrid>
                       <w:tr>
                         <w:tc>
                           <w:tcPr>
-                            <w:tcW w:w="2605" w:type="dxa"/>
+                            <w:tcW w:w="2530" w:type="dxa"/>
                             <w:shd w:val="clear" w:color="auto" w:fill="auto"/>
                           </w:tcPr>
                           <w:p>
@@ -429,7 +459,7 @@
                         </w:tc>
                         <w:tc>
                           <w:tcPr>
-                            <w:tcW w:w="969" w:type="dxa"/>
+                            <w:tcW w:w="240" w:type="dxa"/>
                             <w:shd w:val="clear" w:color="auto" w:fill="auto"/>
                           </w:tcPr>
                           <w:p>
@@ -471,6 +501,7 @@
                           </w:tcPr>
                           <w:p>
                             <w:pPr>
+                              <w:ind w:left="-18"/>
                               <w:rPr>
                                 <w:rFonts w:cs="Arial"/>
                                 <w:sz w:val="15"/>
@@ -531,24 +562,23 @@
                                 <w:sz w:val="15"/>
                                 <w:szCs w:val="15"/>
                               </w:rPr>
-                              <w:t xml:space="preserve">Telefax: </w:t>
+                              <w:t>Telefax: E</w:t>
                             </w:r>
-                          </w:p>
-                          <w:p>
-                            <w:pPr>
-                              <w:rPr>
-                                <w:rFonts w:cs="Arial"/>
-                                <w:sz w:val="15"/>
-                                <w:szCs w:val="15"/>
-                              </w:rPr>
-                            </w:pPr>
                             <w:r>
                               <w:rPr>
                                 <w:rFonts w:cs="Arial"/>
                                 <w:sz w:val="15"/>
                                 <w:szCs w:val="15"/>
                               </w:rPr>
-                              <w:t>E-Mail:</w:t>
+                              <w:t>-</w:t>
+                            </w:r>
+                            <w:r>
+                              <w:rPr>
+                                <w:rFonts w:cs="Arial"/>
+                                <w:sz w:val="15"/>
+                                <w:szCs w:val="15"/>
+                              </w:rPr>
+                              <w:t>Mail:</w:t>
                             </w:r>
                           </w:p>
                         </w:tc>
@@ -613,34 +643,65 @@
                           <w:szCs w:val="15"/>
                         </w:rPr>
                       </w:pPr>
-                      <w:r>
+                    </w:p>
+                    <w:tbl>
+                      <w:tblPr>
+                        <w:tblW w:w="1985" w:type="dxa"/>
+                        <w:tblInd w:w="-147" w:type="dxa"/>
+                        <w:tblLook w:val="04A0" w:firstRow="1" w:lastRow="0" w:firstColumn="1" w:lastColumn="0" w:noHBand="0" w:noVBand="1"/>
+                      </w:tblPr>
+                      <w:tblGrid>
+                        <w:gridCol w:w="1985"/>
+                      </w:tblGrid>
+                      <w:tr>
+                        <w:tc>
+                          <w:tcPr>
+                            <w:tcW w:w="1985" w:type="dxa"/>
+                            <w:shd w:val="clear" w:color="auto" w:fill="auto"/>
+                          </w:tcPr>
+                          <w:p>
+                            <w:pPr>
+                              <w:ind w:left="-18"/>
+                              <w:rPr>
+                                <w:rFonts w:cs="Arial"/>
+                                <w:sz w:val="15"/>
+                                <w:szCs w:val="15"/>
+                              </w:rPr>
+                            </w:pPr>
+                            <w:r>
+                              <w:rPr>
+                                <w:rFonts w:cs="Arial"/>
+                                <w:sz w:val="15"/>
+                                <w:szCs w:val="15"/>
+                              </w:rPr>
+                              <w:t xml:space="preserve">Berlin, </w:t>
+                            </w:r>
+                            <w:bookmarkStart w:id="2" w:name="AUTODATE"/>
+                            <w:proofErr w:type="spellStart"/>
+                            <w:r>
+                              <w:rPr>
+                                <w:rFonts w:cs="Arial"/>
+                                <w:sz w:val="15"/>
+                                <w:szCs w:val="15"/>
+                              </w:rPr>
+                              <w:t>dd.mm.yyyy</w:t>
+                            </w:r>
+                            <w:bookmarkEnd w:id="2"/>
+                            <w:proofErr w:type="spellEnd"/>
+                          </w:p>
+                        </w:tc>
+                      </w:tr>
+                    </w:tbl>
+                    <w:p>
+                      <w:pPr>
                         <w:rPr>
                           <w:rFonts w:cs="Arial"/>
                           <w:sz w:val="15"/>
                           <w:szCs w:val="15"/>
                         </w:rPr>
-                        <w:t xml:space="preserve">Berlin, </w:t>
-                      </w:r>
-                      <w:bookmarkStart w:id="2" w:name="AUTODATE"/>
-                      <w:proofErr w:type="spellStart"/>
-                      <w:r>
-                        <w:rPr>
-                          <w:rFonts w:cs="Arial"/>
-                          <w:sz w:val="15"/>
-                          <w:szCs w:val="15"/>
-                        </w:rPr>
-                        <w:t>dd.mm.yyyy</w:t>
-                      </w:r>
-                      <w:bookmarkEnd w:id="2"/>
-                      <w:proofErr w:type="spellEnd"/>
-                      <w:r>
-                        <w:rPr>
-                          <w:rFonts w:cs="Arial"/>
-                          <w:sz w:val="15"/>
-                          <w:szCs w:val="15"/>
-                        </w:rPr>
-                        <w:br/>
-                      </w:r>
+                      </w:pPr>
+                      <w:bookmarkStart w:id="3" w:name="_GoBack"/>
+                      <w:bookmarkEnd w:id="3"/>
                     </w:p>
                   </w:txbxContent>
                 </v:textbox>
@@ -722,15 +783,10 @@
     <w:p>
       <w:pPr>
         <w:rPr>
-          <w:rFonts w:ascii="Arial" w:hAnsi="Arial" w:cs="Arial"/>
-          <w:sz w:val="20"/>
+          <w:rFonts w:cs="Arial"/>
         </w:rPr>
       </w:pPr>
       <w:r>
-        <w:rPr>
-          <w:rFonts w:ascii="Arial" w:hAnsi="Arial"/>
-          <w:sz w:val="20"/>
-        </w:rPr>
         <w:fldChar w:fldCharType="begin">
           <w:ffData>
             <w:name w:val="NAMEERST"/>
@@ -741,65 +797,27 @@
         </w:fldChar>
       </w:r>
       <w:r>
-        <w:rPr>
-          <w:rFonts w:ascii="Arial" w:hAnsi="Arial"/>
-          <w:sz w:val="20"/>
-        </w:rPr>
         <w:instrText xml:space="preserve"> FORMTEXT </w:instrText>
       </w:r>
       <w:r>
-        <w:rPr>
-          <w:rFonts w:ascii="Arial" w:hAnsi="Arial"/>
-          <w:sz w:val="20"/>
-        </w:rPr>
-      </w:r>
-      <w:r>
-        <w:rPr>
-          <w:rFonts w:ascii="Arial" w:hAnsi="Arial"/>
-          <w:sz w:val="20"/>
-        </w:rPr>
         <w:fldChar w:fldCharType="separate"/>
       </w:r>
       <w:r>
-        <w:rPr>
-          <w:rFonts w:ascii="Arial" w:hAnsi="Arial"/>
-          <w:sz w:val="20"/>
-        </w:rPr>
         <w:t> </w:t>
       </w:r>
       <w:r>
-        <w:rPr>
-          <w:rFonts w:ascii="Arial" w:hAnsi="Arial"/>
-          <w:sz w:val="20"/>
-        </w:rPr>
         <w:t> </w:t>
       </w:r>
       <w:r>
-        <w:rPr>
-          <w:rFonts w:ascii="Arial" w:hAnsi="Arial"/>
-          <w:sz w:val="20"/>
-        </w:rPr>
         <w:t> </w:t>
       </w:r>
       <w:r>
-        <w:rPr>
-          <w:rFonts w:ascii="Arial" w:hAnsi="Arial"/>
-          <w:sz w:val="20"/>
-        </w:rPr>
         <w:t> </w:t>
       </w:r>
       <w:r>
-        <w:rPr>
-          <w:rFonts w:ascii="Arial" w:hAnsi="Arial"/>
-          <w:sz w:val="20"/>
-        </w:rPr>
         <w:t> </w:t>
       </w:r>
       <w:r>
-        <w:rPr>
-          <w:rFonts w:ascii="Arial" w:hAnsi="Arial"/>
-          <w:sz w:val="20"/>
-        </w:rPr>
         <w:fldChar w:fldCharType="end"/>
       </w:r>
     </w:p>
@@ -811,10 +829,6 @@
         </w:rPr>
       </w:pPr>
       <w:r>
-        <w:rPr>
-          <w:rFonts w:ascii="Arial" w:hAnsi="Arial"/>
-          <w:sz w:val="20"/>
-        </w:rPr>
         <w:fldChar w:fldCharType="begin">
           <w:ffData>
             <w:name w:val="STRASSERST"/>
@@ -824,111 +838,47 @@
           </w:ffData>
         </w:fldChar>
       </w:r>
-      <w:bookmarkStart w:id="4" w:name="STRASSERST"/>
-      <w:r>
-        <w:rPr>
-          <w:rFonts w:ascii="Arial" w:hAnsi="Arial"/>
-          <w:sz w:val="20"/>
-        </w:rPr>
+      <w:bookmarkStart w:id="5" w:name="STRASSERST"/>
+      <w:r>
         <w:instrText xml:space="preserve"> FORMTEXT </w:instrText>
       </w:r>
       <w:r>
-        <w:rPr>
-          <w:rFonts w:ascii="Arial" w:hAnsi="Arial"/>
-          <w:sz w:val="20"/>
-        </w:rPr>
-      </w:r>
-      <w:r>
-        <w:rPr>
-          <w:rFonts w:ascii="Arial" w:hAnsi="Arial"/>
-          <w:sz w:val="20"/>
-        </w:rPr>
         <w:fldChar w:fldCharType="separate"/>
       </w:r>
       <w:r>
-        <w:rPr>
-          <w:rFonts w:ascii="Arial" w:hAnsi="Arial"/>
-          <w:sz w:val="20"/>
-        </w:rPr>
         <w:t> </w:t>
       </w:r>
       <w:r>
-        <w:rPr>
-          <w:rFonts w:ascii="Arial" w:hAnsi="Arial"/>
-          <w:sz w:val="20"/>
-        </w:rPr>
         <w:t> </w:t>
       </w:r>
       <w:r>
-        <w:rPr>
-          <w:rFonts w:ascii="Arial" w:hAnsi="Arial"/>
-          <w:sz w:val="20"/>
-        </w:rPr>
         <w:t> </w:t>
       </w:r>
       <w:r>
-        <w:rPr>
-          <w:rFonts w:ascii="Arial" w:hAnsi="Arial"/>
-          <w:sz w:val="20"/>
-        </w:rPr>
         <w:t> </w:t>
       </w:r>
       <w:r>
-        <w:rPr>
-          <w:rFonts w:ascii="Arial" w:hAnsi="Arial"/>
-          <w:sz w:val="20"/>
-        </w:rPr>
         <w:t> </w:t>
       </w:r>
       <w:r>
-        <w:rPr>
-          <w:rFonts w:ascii="Arial" w:hAnsi="Arial"/>
-          <w:sz w:val="20"/>
-        </w:rPr>
         <w:fldChar w:fldCharType="end"/>
       </w:r>
-      <w:bookmarkEnd w:id="4"/>
-      <w:r>
-        <w:rPr>
-          <w:rFonts w:ascii="Arial" w:hAnsi="Arial"/>
-          <w:sz w:val="20"/>
-        </w:rPr>
+      <w:bookmarkEnd w:id="5"/>
+      <w:r>
         <w:tab/>
       </w:r>
       <w:r>
-        <w:rPr>
-          <w:rFonts w:ascii="Arial" w:hAnsi="Arial"/>
-          <w:sz w:val="20"/>
-        </w:rPr>
         <w:tab/>
       </w:r>
       <w:r>
-        <w:rPr>
-          <w:rFonts w:ascii="Arial" w:hAnsi="Arial"/>
-          <w:sz w:val="20"/>
-        </w:rPr>
         <w:tab/>
       </w:r>
       <w:r>
-        <w:rPr>
-          <w:rFonts w:ascii="Arial" w:hAnsi="Arial"/>
-          <w:sz w:val="20"/>
-        </w:rPr>
         <w:tab/>
       </w:r>
     </w:p>
     <w:p>
-      <w:pPr>
-        <w:rPr>
-          <w:rFonts w:ascii="Arial" w:hAnsi="Arial"/>
-          <w:sz w:val="20"/>
-        </w:rPr>
-      </w:pPr>
-      <w:r>
-        <w:rPr>
-          <w:rFonts w:ascii="Arial" w:hAnsi="Arial"/>
-          <w:sz w:val="20"/>
-        </w:rPr>
+      <w:r>
         <w:fldChar w:fldCharType="begin">
           <w:ffData>
             <w:name w:val="PLZERST"/>
@@ -939,79 +889,33 @@
         </w:fldChar>
       </w:r>
       <w:r>
-        <w:rPr>
-          <w:rFonts w:ascii="Arial" w:hAnsi="Arial"/>
-          <w:sz w:val="20"/>
-        </w:rPr>
         <w:instrText xml:space="preserve"> FORMTEXT </w:instrText>
       </w:r>
       <w:r>
-        <w:rPr>
-          <w:rFonts w:ascii="Arial" w:hAnsi="Arial"/>
-          <w:sz w:val="20"/>
-        </w:rPr>
-      </w:r>
-      <w:r>
-        <w:rPr>
-          <w:rFonts w:ascii="Arial" w:hAnsi="Arial"/>
-          <w:sz w:val="20"/>
-        </w:rPr>
         <w:fldChar w:fldCharType="separate"/>
       </w:r>
       <w:r>
-        <w:rPr>
-          <w:rFonts w:ascii="Arial" w:hAnsi="Arial"/>
-          <w:sz w:val="20"/>
-        </w:rPr>
         <w:t> </w:t>
       </w:r>
       <w:r>
-        <w:rPr>
-          <w:rFonts w:ascii="Arial" w:hAnsi="Arial"/>
-          <w:sz w:val="20"/>
-        </w:rPr>
         <w:t> </w:t>
       </w:r>
       <w:r>
-        <w:rPr>
-          <w:rFonts w:ascii="Arial" w:hAnsi="Arial"/>
-          <w:sz w:val="20"/>
-        </w:rPr>
         <w:t> </w:t>
       </w:r>
       <w:r>
-        <w:rPr>
-          <w:rFonts w:ascii="Arial" w:hAnsi="Arial"/>
-          <w:sz w:val="20"/>
-        </w:rPr>
         <w:t> </w:t>
       </w:r>
       <w:r>
-        <w:rPr>
-          <w:rFonts w:ascii="Arial" w:hAnsi="Arial"/>
-          <w:sz w:val="20"/>
-        </w:rPr>
         <w:t> </w:t>
       </w:r>
       <w:r>
-        <w:rPr>
-          <w:rFonts w:ascii="Arial" w:hAnsi="Arial"/>
-          <w:sz w:val="20"/>
-        </w:rPr>
         <w:fldChar w:fldCharType="end"/>
       </w:r>
       <w:r>
-        <w:rPr>
-          <w:rFonts w:ascii="Arial" w:hAnsi="Arial"/>
-          <w:sz w:val="20"/>
-        </w:rPr>
         <w:t xml:space="preserve"> </w:t>
       </w:r>
       <w:r>
-        <w:rPr>
-          <w:rFonts w:ascii="Arial" w:hAnsi="Arial"/>
-          <w:sz w:val="20"/>
-        </w:rPr>
         <w:fldChar w:fldCharType="begin">
           <w:ffData>
             <w:name w:val="ORTERST"/>
@@ -1021,131 +925,41 @@
           </w:ffData>
         </w:fldChar>
       </w:r>
-      <w:bookmarkStart w:id="5" w:name="ORTERST"/>
-      <w:r>
-        <w:rPr>
-          <w:rFonts w:ascii="Arial" w:hAnsi="Arial"/>
-          <w:sz w:val="20"/>
-        </w:rPr>
+      <w:bookmarkStart w:id="6" w:name="ORTERST"/>
+      <w:r>
         <w:instrText xml:space="preserve"> FORMTEXT </w:instrText>
       </w:r>
       <w:r>
-        <w:rPr>
-          <w:rFonts w:ascii="Arial" w:hAnsi="Arial"/>
-          <w:sz w:val="20"/>
-        </w:rPr>
-      </w:r>
-      <w:r>
-        <w:rPr>
-          <w:rFonts w:ascii="Arial" w:hAnsi="Arial"/>
-          <w:sz w:val="20"/>
-        </w:rPr>
         <w:fldChar w:fldCharType="separate"/>
       </w:r>
       <w:r>
-        <w:rPr>
-          <w:rFonts w:ascii="Arial" w:hAnsi="Arial"/>
-          <w:sz w:val="20"/>
-        </w:rPr>
         <w:t> </w:t>
       </w:r>
       <w:r>
-        <w:rPr>
-          <w:rFonts w:ascii="Arial" w:hAnsi="Arial"/>
-          <w:sz w:val="20"/>
-        </w:rPr>
         <w:t> </w:t>
       </w:r>
       <w:r>
-        <w:rPr>
-          <w:rFonts w:ascii="Arial" w:hAnsi="Arial"/>
-          <w:sz w:val="20"/>
-        </w:rPr>
         <w:t> </w:t>
       </w:r>
       <w:r>
-        <w:rPr>
-          <w:rFonts w:ascii="Arial" w:hAnsi="Arial"/>
-          <w:sz w:val="20"/>
-        </w:rPr>
         <w:t> </w:t>
       </w:r>
       <w:r>
-        <w:rPr>
-          <w:rFonts w:ascii="Arial" w:hAnsi="Arial"/>
-          <w:sz w:val="20"/>
-        </w:rPr>
         <w:t> </w:t>
       </w:r>
       <w:r>
-        <w:rPr>
-          <w:rFonts w:ascii="Arial" w:hAnsi="Arial"/>
-          <w:sz w:val="20"/>
-        </w:rPr>
         <w:fldChar w:fldCharType="end"/>
       </w:r>
-      <w:bookmarkEnd w:id="5"/>
+      <w:bookmarkEnd w:id="6"/>
     </w:p>
+    <w:p/>
+    <w:p/>
+    <w:p/>
+    <w:p/>
+    <w:p/>
+    <w:p/>
     <w:p>
-      <w:pPr>
-        <w:rPr>
-          <w:rFonts w:ascii="Arial" w:hAnsi="Arial"/>
-          <w:sz w:val="20"/>
-        </w:rPr>
-      </w:pPr>
-    </w:p>
-    <w:p>
-      <w:pPr>
-        <w:rPr>
-          <w:rFonts w:ascii="Arial" w:hAnsi="Arial"/>
-          <w:sz w:val="20"/>
-        </w:rPr>
-      </w:pPr>
-    </w:p>
-    <w:p>
-      <w:pPr>
-        <w:rPr>
-          <w:rFonts w:ascii="Arial" w:hAnsi="Arial"/>
-          <w:sz w:val="20"/>
-        </w:rPr>
-      </w:pPr>
-    </w:p>
-    <w:p>
-      <w:pPr>
-        <w:rPr>
-          <w:rFonts w:ascii="Arial" w:hAnsi="Arial"/>
-          <w:sz w:val="20"/>
-        </w:rPr>
-      </w:pPr>
-    </w:p>
-    <w:p>
-      <w:pPr>
-        <w:rPr>
-          <w:rFonts w:ascii="Arial" w:hAnsi="Arial"/>
-          <w:sz w:val="20"/>
-        </w:rPr>
-      </w:pPr>
-    </w:p>
-    <w:p>
-      <w:pPr>
-        <w:rPr>
-          <w:rFonts w:ascii="Arial" w:hAnsi="Arial"/>
-          <w:sz w:val="20"/>
-        </w:rPr>
-      </w:pPr>
-    </w:p>
-    <w:p>
-      <w:pPr>
-        <w:rPr>
-          <w:rFonts w:ascii="Arial" w:hAnsi="Arial"/>
-          <w:sz w:val="20"/>
-        </w:rPr>
-      </w:pPr>
-      <w:r>
-        <w:rPr>
-          <w:rFonts w:ascii="Arial" w:hAnsi="Arial"/>
-          <w:sz w:val="20"/>
-        </w:rPr>
+      <w:r>
         <w:fldChar w:fldCharType="begin">
           <w:ffData>
             <w:name w:val="NAMEINFO1"/>
@@ -1156,53 +970,25 @@
         </w:fldChar>
       </w:r>
       <w:r>
-        <w:rPr>
-          <w:rFonts w:ascii="Arial" w:hAnsi="Arial"/>
-          <w:sz w:val="20"/>
-        </w:rPr>
         <w:instrText xml:space="preserve"> FORMTEXT </w:instrText>
       </w:r>
       <w:r>
-        <w:rPr>
-          <w:rFonts w:ascii="Arial" w:hAnsi="Arial"/>
-          <w:sz w:val="20"/>
-        </w:rPr>
-      </w:r>
-      <w:r>
-        <w:rPr>
-          <w:rFonts w:ascii="Arial" w:hAnsi="Arial"/>
-          <w:sz w:val="20"/>
-        </w:rPr>
         <w:fldChar w:fldCharType="separate"/>
       </w:r>
       <w:r>
-        <w:rPr>
-          <w:rFonts w:ascii="Arial" w:hAnsi="Arial"/>
-          <w:sz w:val="20"/>
-        </w:rPr>
         <w:t xml:space="preserve">Erstschriftlich an : </w:t>
       </w:r>
       <w:r>
-        <w:rPr>
-          <w:rFonts w:ascii="Arial" w:hAnsi="Arial"/>
-          <w:sz w:val="20"/>
-        </w:rPr>
         <w:fldChar w:fldCharType="end"/>
       </w:r>
     </w:p>
     <w:p>
       <w:pPr>
         <w:rPr>
-          <w:rFonts w:ascii="Arial" w:hAnsi="Arial"/>
-          <w:sz w:val="20"/>
           <w:szCs w:val="20"/>
         </w:rPr>
       </w:pPr>
       <w:r>
-        <w:rPr>
-          <w:rFonts w:ascii="Arial" w:hAnsi="Arial"/>
-          <w:sz w:val="20"/>
-        </w:rPr>
         <w:fldChar w:fldCharType="begin">
           <w:ffData>
             <w:name w:val="NAMEINFO2"/>
@@ -1213,52 +999,20 @@
         </w:fldChar>
       </w:r>
       <w:r>
-        <w:rPr>
-          <w:rFonts w:ascii="Arial" w:hAnsi="Arial"/>
-          <w:sz w:val="20"/>
-        </w:rPr>
         <w:instrText xml:space="preserve"> FORMTEXT </w:instrText>
       </w:r>
       <w:r>
-        <w:rPr>
-          <w:rFonts w:ascii="Arial" w:hAnsi="Arial"/>
-          <w:sz w:val="20"/>
-        </w:rPr>
-      </w:r>
-      <w:r>
-        <w:rPr>
-          <w:rFonts w:ascii="Arial" w:hAnsi="Arial"/>
-          <w:sz w:val="20"/>
-        </w:rPr>
         <w:fldChar w:fldCharType="separate"/>
       </w:r>
       <w:r>
-        <w:rPr>
-          <w:rFonts w:ascii="Arial" w:hAnsi="Arial"/>
-          <w:sz w:val="20"/>
-        </w:rPr>
         <w:t>An die weiterbehandelnde Kollegin/den weiterbehandelnden Kollegen</w:t>
       </w:r>
       <w:r>
-        <w:rPr>
-          <w:rFonts w:ascii="Arial" w:hAnsi="Arial"/>
-          <w:sz w:val="20"/>
-        </w:rPr>
         <w:fldChar w:fldCharType="end"/>
       </w:r>
     </w:p>
     <w:p>
-      <w:pPr>
-        <w:rPr>
-          <w:rFonts w:ascii="Arial" w:hAnsi="Arial"/>
-          <w:sz w:val="20"/>
-        </w:rPr>
-      </w:pPr>
-      <w:r>
-        <w:rPr>
-          <w:rFonts w:ascii="Arial" w:hAnsi="Arial"/>
-          <w:sz w:val="20"/>
-        </w:rPr>
+      <w:r>
         <w:fldChar w:fldCharType="begin">
           <w:ffData>
             <w:name w:val="NAMEINFO3"/>
@@ -1268,55 +1022,23 @@
           </w:ffData>
         </w:fldChar>
       </w:r>
-      <w:bookmarkStart w:id="6" w:name="NAMEINFO3"/>
-      <w:r>
-        <w:rPr>
-          <w:rFonts w:ascii="Arial" w:hAnsi="Arial"/>
-          <w:sz w:val="20"/>
-        </w:rPr>
+      <w:bookmarkStart w:id="7" w:name="NAMEINFO3"/>
+      <w:r>
         <w:instrText xml:space="preserve"> FORMTEXT </w:instrText>
       </w:r>
       <w:r>
-        <w:rPr>
-          <w:rFonts w:ascii="Arial" w:hAnsi="Arial"/>
-          <w:sz w:val="20"/>
-        </w:rPr>
-      </w:r>
-      <w:r>
-        <w:rPr>
-          <w:rFonts w:ascii="Arial" w:hAnsi="Arial"/>
-          <w:sz w:val="20"/>
-        </w:rPr>
         <w:fldChar w:fldCharType="separate"/>
       </w:r>
       <w:r>
-        <w:rPr>
-          <w:rFonts w:ascii="Arial" w:hAnsi="Arial"/>
-          <w:sz w:val="20"/>
-        </w:rPr>
         <w:t xml:space="preserve">Nachrichtlich an : </w:t>
       </w:r>
       <w:r>
-        <w:rPr>
-          <w:rFonts w:ascii="Arial" w:hAnsi="Arial"/>
-          <w:sz w:val="20"/>
-        </w:rPr>
         <w:fldChar w:fldCharType="end"/>
       </w:r>
-      <w:bookmarkEnd w:id="6"/>
+      <w:bookmarkEnd w:id="7"/>
     </w:p>
     <w:p>
-      <w:pPr>
-        <w:rPr>
-          <w:rFonts w:ascii="Arial" w:hAnsi="Arial"/>
-          <w:sz w:val="20"/>
-        </w:rPr>
-      </w:pPr>
-      <w:r>
-        <w:rPr>
-          <w:rFonts w:ascii="Arial" w:hAnsi="Arial"/>
-          <w:sz w:val="20"/>
-        </w:rPr>
+      <w:r>
         <w:fldChar w:fldCharType="begin">
           <w:ffData>
             <w:name w:val="NAMEINFO4"/>
@@ -1326,83 +1048,35 @@
           </w:ffData>
         </w:fldChar>
       </w:r>
-      <w:bookmarkStart w:id="7" w:name="NAMEINFO4"/>
-      <w:r>
-        <w:rPr>
-          <w:rFonts w:ascii="Arial" w:hAnsi="Arial"/>
-          <w:sz w:val="20"/>
-        </w:rPr>
+      <w:bookmarkStart w:id="8" w:name="NAMEINFO4"/>
+      <w:r>
         <w:instrText xml:space="preserve"> FORMTEXT </w:instrText>
       </w:r>
       <w:r>
-        <w:rPr>
-          <w:rFonts w:ascii="Arial" w:hAnsi="Arial"/>
-          <w:sz w:val="20"/>
-        </w:rPr>
-      </w:r>
-      <w:r>
-        <w:rPr>
-          <w:rFonts w:ascii="Arial" w:hAnsi="Arial"/>
-          <w:sz w:val="20"/>
-        </w:rPr>
         <w:fldChar w:fldCharType="separate"/>
       </w:r>
       <w:r>
-        <w:rPr>
-          <w:rFonts w:ascii="Arial" w:hAnsi="Arial"/>
-          <w:sz w:val="20"/>
-        </w:rPr>
         <w:t> </w:t>
       </w:r>
       <w:r>
-        <w:rPr>
-          <w:rFonts w:ascii="Arial" w:hAnsi="Arial"/>
-          <w:sz w:val="20"/>
-        </w:rPr>
         <w:t> </w:t>
       </w:r>
       <w:r>
-        <w:rPr>
-          <w:rFonts w:ascii="Arial" w:hAnsi="Arial"/>
-          <w:sz w:val="20"/>
-        </w:rPr>
         <w:t> </w:t>
       </w:r>
       <w:r>
-        <w:rPr>
-          <w:rFonts w:ascii="Arial" w:hAnsi="Arial"/>
-          <w:sz w:val="20"/>
-        </w:rPr>
         <w:t> </w:t>
       </w:r>
       <w:r>
-        <w:rPr>
-          <w:rFonts w:ascii="Arial" w:hAnsi="Arial"/>
-          <w:sz w:val="20"/>
-        </w:rPr>
         <w:t> </w:t>
       </w:r>
       <w:r>
-        <w:rPr>
-          <w:rFonts w:ascii="Arial" w:hAnsi="Arial"/>
-          <w:sz w:val="20"/>
-        </w:rPr>
         <w:fldChar w:fldCharType="end"/>
       </w:r>
-      <w:bookmarkEnd w:id="7"/>
+      <w:bookmarkEnd w:id="8"/>
     </w:p>
     <w:p>
-      <w:pPr>
-        <w:rPr>
-          <w:rFonts w:ascii="Arial" w:hAnsi="Arial"/>
-          <w:sz w:val="20"/>
-        </w:rPr>
-      </w:pPr>
-      <w:r>
-        <w:rPr>
-          <w:rFonts w:ascii="Arial" w:hAnsi="Arial"/>
-          <w:sz w:val="20"/>
-        </w:rPr>
+      <w:r>
         <w:fldChar w:fldCharType="begin">
           <w:ffData>
             <w:name w:val="NAMEINFO5"/>
@@ -1412,99 +1086,37 @@
           </w:ffData>
         </w:fldChar>
       </w:r>
-      <w:bookmarkStart w:id="8" w:name="NAMEINFO5"/>
-      <w:r>
-        <w:rPr>
-          <w:rFonts w:ascii="Arial" w:hAnsi="Arial"/>
-          <w:sz w:val="20"/>
-        </w:rPr>
+      <w:bookmarkStart w:id="9" w:name="NAMEINFO5"/>
+      <w:r>
         <w:instrText xml:space="preserve"> FORMTEXT </w:instrText>
       </w:r>
       <w:r>
-        <w:rPr>
-          <w:rFonts w:ascii="Arial" w:hAnsi="Arial"/>
-          <w:sz w:val="20"/>
-        </w:rPr>
-      </w:r>
-      <w:r>
-        <w:rPr>
-          <w:rFonts w:ascii="Arial" w:hAnsi="Arial"/>
-          <w:sz w:val="20"/>
-        </w:rPr>
         <w:fldChar w:fldCharType="separate"/>
       </w:r>
       <w:r>
-        <w:rPr>
-          <w:rFonts w:ascii="Arial" w:hAnsi="Arial"/>
-          <w:sz w:val="20"/>
-        </w:rPr>
         <w:t> </w:t>
       </w:r>
       <w:r>
-        <w:rPr>
-          <w:rFonts w:ascii="Arial" w:hAnsi="Arial"/>
-          <w:sz w:val="20"/>
-        </w:rPr>
         <w:t> </w:t>
       </w:r>
       <w:r>
-        <w:rPr>
-          <w:rFonts w:ascii="Arial" w:hAnsi="Arial"/>
-          <w:sz w:val="20"/>
-        </w:rPr>
         <w:t> </w:t>
       </w:r>
       <w:r>
-        <w:rPr>
-          <w:rFonts w:ascii="Arial" w:hAnsi="Arial"/>
-          <w:sz w:val="20"/>
-        </w:rPr>
         <w:t> </w:t>
       </w:r>
       <w:r>
-        <w:rPr>
-          <w:rFonts w:ascii="Arial" w:hAnsi="Arial"/>
-          <w:sz w:val="20"/>
-        </w:rPr>
         <w:t> </w:t>
       </w:r>
       <w:r>
-        <w:rPr>
-          <w:rFonts w:ascii="Arial" w:hAnsi="Arial"/>
-          <w:sz w:val="20"/>
-        </w:rPr>
         <w:fldChar w:fldCharType="end"/>
       </w:r>
-      <w:bookmarkEnd w:id="8"/>
+      <w:bookmarkEnd w:id="9"/>
     </w:p>
+    <w:p/>
+    <w:p/>
     <w:p>
-      <w:pPr>
-        <w:rPr>
-          <w:rFonts w:ascii="Arial" w:hAnsi="Arial"/>
-          <w:sz w:val="20"/>
-        </w:rPr>
-      </w:pPr>
-    </w:p>
-    <w:p>
-      <w:pPr>
-        <w:rPr>
-          <w:rFonts w:ascii="Arial" w:hAnsi="Arial"/>
-          <w:sz w:val="20"/>
-        </w:rPr>
-      </w:pPr>
-    </w:p>
-    <w:p>
-      <w:pPr>
-        <w:rPr>
-          <w:rFonts w:ascii="Arial" w:hAnsi="Arial"/>
-          <w:sz w:val="20"/>
-        </w:rPr>
-      </w:pPr>
-      <w:r>
-        <w:rPr>
-          <w:rFonts w:ascii="Arial" w:hAnsi="Arial"/>
-          <w:sz w:val="20"/>
-        </w:rPr>
+      <w:r>
         <w:fldChar w:fldCharType="begin">
           <w:ffData>
             <w:name w:val="ANSPRACHE"/>
@@ -1514,84 +1126,38 @@
           </w:ffData>
         </w:fldChar>
       </w:r>
-      <w:bookmarkStart w:id="9" w:name="ANSPRACHE"/>
-      <w:r>
-        <w:rPr>
-          <w:rFonts w:ascii="Arial" w:hAnsi="Arial"/>
-          <w:sz w:val="20"/>
-        </w:rPr>
+      <w:bookmarkStart w:id="10" w:name="ANSPRACHE"/>
+      <w:r>
         <w:instrText xml:space="preserve"> FORMTEXT </w:instrText>
       </w:r>
       <w:r>
-        <w:rPr>
-          <w:rFonts w:ascii="Arial" w:hAnsi="Arial"/>
-          <w:sz w:val="20"/>
-        </w:rPr>
-      </w:r>
-      <w:r>
-        <w:rPr>
-          <w:rFonts w:ascii="Arial" w:hAnsi="Arial"/>
-          <w:sz w:val="20"/>
-        </w:rPr>
         <w:fldChar w:fldCharType="separate"/>
       </w:r>
       <w:r>
-        <w:rPr>
-          <w:rFonts w:ascii="Arial" w:hAnsi="Arial"/>
-          <w:sz w:val="20"/>
-        </w:rPr>
         <w:t> </w:t>
       </w:r>
       <w:r>
-        <w:rPr>
-          <w:rFonts w:ascii="Arial" w:hAnsi="Arial"/>
-          <w:sz w:val="20"/>
-        </w:rPr>
         <w:t> </w:t>
       </w:r>
       <w:r>
-        <w:rPr>
-          <w:rFonts w:ascii="Arial" w:hAnsi="Arial"/>
-          <w:sz w:val="20"/>
-        </w:rPr>
         <w:t> </w:t>
       </w:r>
       <w:r>
-        <w:rPr>
-          <w:rFonts w:ascii="Arial" w:hAnsi="Arial"/>
-          <w:sz w:val="20"/>
-        </w:rPr>
         <w:t> </w:t>
       </w:r>
       <w:r>
-        <w:rPr>
-          <w:rFonts w:ascii="Arial" w:hAnsi="Arial"/>
-          <w:sz w:val="20"/>
-        </w:rPr>
         <w:t> </w:t>
       </w:r>
       <w:r>
-        <w:rPr>
-          <w:rFonts w:ascii="Arial" w:hAnsi="Arial"/>
-          <w:sz w:val="20"/>
-        </w:rPr>
         <w:fldChar w:fldCharType="end"/>
       </w:r>
-      <w:bookmarkEnd w:id="9"/>
-      <w:r>
-        <w:rPr>
-          <w:rFonts w:ascii="Arial" w:hAnsi="Arial"/>
-          <w:sz w:val="20"/>
-        </w:rPr>
+      <w:bookmarkEnd w:id="10"/>
+      <w:r>
         <w:t>,</w:t>
       </w:r>
     </w:p>
     <w:p>
       <w:pPr>
-        <w:rPr>
-          <w:rFonts w:ascii="Arial" w:hAnsi="Arial"/>
-          <w:sz w:val="20"/>
-        </w:rPr>
         <w:sectPr>
           <w:headerReference w:type="default" r:id="rId13"/>
           <w:type w:val="continuous"/>
@@ -1605,141 +1171,80 @@
         </w:sectPr>
       </w:pPr>
     </w:p>
+    <w:p/>
     <w:p>
       <w:pPr>
         <w:rPr>
-          <w:rFonts w:ascii="Arial" w:hAnsi="Arial"/>
-          <w:sz w:val="20"/>
+          <w:bCs/>
         </w:rPr>
       </w:pPr>
+      <w:r>
+        <w:t xml:space="preserve">wir berichten Ihnen abschließend über </w:t>
+      </w:r>
+      <w:r>
+        <w:rPr>
+          <w:bCs/>
+        </w:rPr>
+        <w:t>[NPAT-ANRED]</w:t>
+      </w:r>
     </w:p>
+    <w:p/>
     <w:p>
       <w:pPr>
+        <w:jc w:val="center"/>
+      </w:pPr>
+      <w:r>
         <w:rPr>
-          <w:rFonts w:ascii="Arial" w:hAnsi="Arial"/>
+          <w:b/>
+        </w:rPr>
+        <w:t>[NPAT-TITEL] [NPAT-VNAME] [NPAT-NAMZU] [NPAT-NNAME]</w:t>
+      </w:r>
+      <w:r>
+        <w:rPr>
           <w:bCs/>
-          <w:sz w:val="20"/>
         </w:rPr>
-      </w:pPr>
-      <w:r>
-        <w:rPr>
-          <w:rFonts w:ascii="Arial" w:hAnsi="Arial"/>
-          <w:sz w:val="20"/>
-        </w:rPr>
-        <w:t xml:space="preserve">wir berichten Ihnen abschließend über </w:t>
-      </w:r>
-      <w:r>
-        <w:rPr>
-          <w:rFonts w:ascii="Arial" w:hAnsi="Arial"/>
-          <w:bCs/>
-          <w:sz w:val="20"/>
-        </w:rPr>
-        <w:t>[NPAT-ANRED]</w:t>
-      </w:r>
-    </w:p>
-    <w:p>
-      <w:pPr>
-        <w:rPr>
-          <w:rFonts w:ascii="Arial" w:hAnsi="Arial"/>
-          <w:sz w:val="20"/>
-        </w:rPr>
-      </w:pPr>
+        <w:t xml:space="preserve">, </w:t>
+      </w:r>
+      <w:r>
+        <w:t>geboren am: [NPAT-GBDAT]</w:t>
+      </w:r>
     </w:p>
     <w:p>
       <w:pPr>
         <w:jc w:val="center"/>
-        <w:rPr>
-          <w:rFonts w:ascii="Arial" w:hAnsi="Arial"/>
-          <w:sz w:val="20"/>
-        </w:rPr>
       </w:pPr>
       <w:r>
-        <w:rPr>
-          <w:rFonts w:ascii="Arial" w:hAnsi="Arial"/>
-          <w:b/>
-          <w:sz w:val="20"/>
-        </w:rPr>
-        <w:t>[NPAT-TITEL] [NPAT-VNAME] [NPAT-NAMZU] [NPAT-NNAME]</w:t>
-      </w:r>
-      <w:r>
-        <w:rPr>
-          <w:rFonts w:ascii="Arial" w:hAnsi="Arial"/>
-          <w:bCs/>
-          <w:sz w:val="20"/>
-        </w:rPr>
-        <w:t xml:space="preserve">, </w:t>
-      </w:r>
-      <w:r>
-        <w:rPr>
-          <w:rFonts w:ascii="Arial" w:hAnsi="Arial"/>
-          <w:sz w:val="20"/>
-        </w:rPr>
-        <w:t>geboren am: [NPAT-GBDAT]</w:t>
+        <w:t>wohnhaft in [NPAT-STRAS], [NPAT-PSTLZ] [NPAT-ORT] [NPAT-ORT2]</w:t>
       </w:r>
     </w:p>
-    <w:p>
-      <w:pPr>
-        <w:jc w:val="center"/>
-        <w:rPr>
-          <w:rFonts w:ascii="Arial" w:hAnsi="Arial"/>
-          <w:sz w:val="20"/>
-        </w:rPr>
-      </w:pPr>
-      <w:r>
-        <w:rPr>
-          <w:rFonts w:ascii="Arial" w:hAnsi="Arial"/>
-          <w:sz w:val="20"/>
-        </w:rPr>
-        <w:t>wohnhaft in [NPAT-STRAS], [NPAT-PSTLZ] [NPAT-ORT] [NPAT-ORT2]</w:t>
-      </w:r>
-    </w:p>
+    <w:p/>
     <w:p>
       <w:pPr>
         <w:rPr>
-          <w:rFonts w:ascii="Arial" w:hAnsi="Arial"/>
-          <w:sz w:val="20"/>
+          <w:bCs/>
         </w:rPr>
       </w:pPr>
-    </w:p>
-    <w:p>
-      <w:pPr>
+      <w:r>
         <w:rPr>
-          <w:rFonts w:ascii="Arial" w:hAnsi="Arial"/>
           <w:bCs/>
-          <w:sz w:val="20"/>
-        </w:rPr>
-      </w:pPr>
-      <w:r>
-        <w:rPr>
-          <w:rFonts w:ascii="Arial" w:hAnsi="Arial"/>
-          <w:bCs/>
-          <w:sz w:val="20"/>
         </w:rPr>
         <w:t>[</w:t>
       </w:r>
       <w:proofErr w:type="gramStart"/>
       <w:r>
         <w:rPr>
-          <w:rFonts w:ascii="Arial" w:hAnsi="Arial"/>
           <w:bCs/>
-          <w:sz w:val="20"/>
         </w:rPr>
         <w:t>U:ARTIKEL</w:t>
       </w:r>
       <w:proofErr w:type="gramEnd"/>
       <w:r>
         <w:rPr>
-          <w:rFonts w:ascii="Arial" w:hAnsi="Arial"/>
           <w:bCs/>
-          <w:sz w:val="20"/>
         </w:rPr>
         <w:t xml:space="preserve">] sich vom </w:t>
       </w:r>
       <w:r>
-        <w:rPr>
-          <w:rFonts w:ascii="Arial" w:hAnsi="Arial"/>
-          <w:sz w:val="20"/>
-        </w:rPr>
         <w:t>[NBEW-BWIDT] bis [U:ENTL-BWIDT]</w:t>
       </w:r>
       <w:r>
@@ -1749,20 +1254,52 @@
         <w:t xml:space="preserve"> </w:t>
       </w:r>
       <w:r>
-        <w:rPr>
-          <w:rFonts w:ascii="Arial" w:hAnsi="Arial"/>
-          <w:sz w:val="20"/>
-        </w:rPr>
         <w:t xml:space="preserve"> in unserer stationären Behandlung befand.</w:t>
+      </w:r>
+    </w:p>
+    <w:p/>
+    <w:p>
+      <w:pPr>
+        <w:pStyle w:val="berschrift1"/>
+      </w:pPr>
+      <w:proofErr w:type="spellStart"/>
+      <w:r>
+        <w:t>Diagnosen</w:t>
+      </w:r>
+      <w:proofErr w:type="spellEnd"/>
+      <w:r>
+        <w:t>:</w:t>
       </w:r>
     </w:p>
     <w:p>
       <w:pPr>
-        <w:rPr>
-          <w:rFonts w:ascii="Arial" w:hAnsi="Arial"/>
-          <w:sz w:val="20"/>
-        </w:rPr>
+        <w:pStyle w:val="Diagnose"/>
       </w:pPr>
+      <w:r>
+        <w:t>[</w:t>
+      </w:r>
+      <w:proofErr w:type="gramStart"/>
+      <w:r>
+        <w:t>USER:DIATAB</w:t>
+      </w:r>
+      <w:proofErr w:type="gramEnd"/>
+      <w:r>
+        <w:t>-DIA_DKEY]</w:t>
+      </w:r>
+      <w:r>
+        <w:tab/>
+      </w:r>
+      <w:r>
+        <w:tab/>
+      </w:r>
+      <w:r>
+        <w:t>[USER:DIATAB-DIA_LANGTEXT]</w:t>
+      </w:r>
+    </w:p>
+    <w:p>
+      <w:r>
+        <w:t xml:space="preserve"> </w:t>
+      </w:r>
     </w:p>
     <w:p>
       <w:pPr>
@@ -1770,9 +1307,28 @@
       </w:pPr>
       <w:proofErr w:type="spellStart"/>
       <w:r>
-        <w:t>Diagnosen</w:t>
+        <w:t>Therapie</w:t>
       </w:r>
       <w:proofErr w:type="spellEnd"/>
+      <w:r>
+        <w:t xml:space="preserve"> und </w:t>
+      </w:r>
+      <w:proofErr w:type="spellStart"/>
+      <w:r>
+        <w:t>Prozeduren</w:t>
+      </w:r>
+      <w:proofErr w:type="spellEnd"/>
+      <w:r>
+        <w:t xml:space="preserve"> </w:t>
+      </w:r>
+      <w:proofErr w:type="spellStart"/>
+      <w:r>
+        <w:t>im</w:t>
+      </w:r>
+      <w:proofErr w:type="spellEnd"/>
+      <w:r>
+        <w:t xml:space="preserve"> PKH</w:t>
+      </w:r>
       <w:r>
         <w:t>:</w:t>
       </w:r>
@@ -1786,34 +1342,27 @@
       </w:r>
       <w:proofErr w:type="gramStart"/>
       <w:r>
-        <w:t>USER:DIATAB</w:t>
+        <w:t>USER:PROCTAB</w:t>
       </w:r>
       <w:proofErr w:type="gramEnd"/>
       <w:r>
-        <w:t>-DIA_DKEY]</w:t>
+        <w:t>-</w:t>
+      </w:r>
+      <w:r>
+        <w:t>PROC_</w:t>
+      </w:r>
+      <w:r>
+        <w:t>ICPML]</w:t>
       </w:r>
       <w:r>
         <w:tab/>
       </w:r>
       <w:r>
-        <w:tab/>
-      </w:r>
-      <w:r>
-        <w:t>[USER:DIATAB-DIA_LANGTEXT]</w:t>
+        <w:t>[USER:PROCTAB-PROC_LANGTEXT]</w:t>
       </w:r>
     </w:p>
     <w:p>
-      <w:pPr>
-        <w:rPr>
-          <w:rFonts w:ascii="Arial" w:hAnsi="Arial"/>
-          <w:sz w:val="20"/>
-        </w:rPr>
-      </w:pPr>
-      <w:r>
-        <w:rPr>
-          <w:rFonts w:ascii="Arial" w:hAnsi="Arial"/>
-          <w:sz w:val="20"/>
-        </w:rPr>
+      <w:r>
         <w:t xml:space="preserve"> </w:t>
       </w:r>
     </w:p>
@@ -1827,70 +1376,184 @@
       </w:r>
       <w:proofErr w:type="spellEnd"/>
       <w:r>
-        <w:t xml:space="preserve"> und </w:t>
-      </w:r>
-      <w:proofErr w:type="spellStart"/>
-      <w:r>
-        <w:t>Prozeduren</w:t>
-      </w:r>
-      <w:proofErr w:type="spellEnd"/>
-      <w:r>
-        <w:t xml:space="preserve"> </w:t>
-      </w:r>
-      <w:proofErr w:type="spellStart"/>
-      <w:r>
-        <w:t>im</w:t>
-      </w:r>
-      <w:proofErr w:type="spellEnd"/>
-      <w:r>
-        <w:t xml:space="preserve"> PKH</w:t>
-      </w:r>
-      <w:r>
         <w:t>:</w:t>
       </w:r>
     </w:p>
     <w:p>
+      <w:r>
+        <w:t xml:space="preserve">  </w:t>
+      </w:r>
+      <w:bookmarkStart w:id="11" w:name="Anamnese"/>
+      <w:bookmarkEnd w:id="11"/>
+      <w:r>
+        <w:t xml:space="preserve"> </w:t>
+      </w:r>
+      <w:bookmarkStart w:id="12" w:name="Opbericht"/>
+      <w:bookmarkEnd w:id="12"/>
+      <w:r>
+        <w:t xml:space="preserve"> </w:t>
+      </w:r>
+      <w:bookmarkStart w:id="13" w:name="koerper"/>
+      <w:bookmarkEnd w:id="13"/>
+      <w:r>
+        <w:t xml:space="preserve"> </w:t>
+      </w:r>
+      <w:bookmarkStart w:id="14" w:name="ROE"/>
+      <w:bookmarkEnd w:id="14"/>
+      <w:r>
+        <w:t xml:space="preserve"> </w:t>
+      </w:r>
+      <w:bookmarkStart w:id="15" w:name="EKG"/>
+      <w:bookmarkEnd w:id="15"/>
+      <w:r>
+        <w:t xml:space="preserve"> </w:t>
+      </w:r>
+      <w:bookmarkStart w:id="16" w:name="Ekgbelast"/>
+      <w:bookmarkStart w:id="17" w:name="LangzRR"/>
+      <w:bookmarkEnd w:id="16"/>
+      <w:bookmarkEnd w:id="17"/>
+      <w:r>
+        <w:t xml:space="preserve"> </w:t>
+      </w:r>
+      <w:bookmarkStart w:id="18" w:name="Ekglangzeit"/>
+      <w:bookmarkEnd w:id="18"/>
+      <w:r>
+        <w:t xml:space="preserve"> </w:t>
+      </w:r>
+      <w:bookmarkStart w:id="19" w:name="Echokard"/>
+      <w:bookmarkEnd w:id="19"/>
+      <w:r>
+        <w:t xml:space="preserve"> </w:t>
+      </w:r>
+      <w:bookmarkStart w:id="20" w:name="Sonobauch"/>
+      <w:bookmarkEnd w:id="20"/>
+      <w:r>
+        <w:t xml:space="preserve"> </w:t>
+      </w:r>
+      <w:bookmarkStart w:id="21" w:name="Sonosd"/>
+      <w:bookmarkEnd w:id="21"/>
+      <w:r>
+        <w:t xml:space="preserve"> </w:t>
+      </w:r>
+      <w:bookmarkStart w:id="22" w:name="Sonogef"/>
+      <w:bookmarkEnd w:id="22"/>
+      <w:r>
+        <w:t xml:space="preserve"> </w:t>
+      </w:r>
+      <w:bookmarkStart w:id="23" w:name="Sonograf"/>
+      <w:bookmarkEnd w:id="23"/>
+      <w:r>
+        <w:t xml:space="preserve"> </w:t>
+      </w:r>
+      <w:bookmarkStart w:id="24" w:name="Gynkonsil"/>
+      <w:bookmarkStart w:id="25" w:name="Schrittmacher"/>
+      <w:bookmarkEnd w:id="24"/>
+      <w:bookmarkEnd w:id="25"/>
+      <w:r>
+        <w:t xml:space="preserve"> </w:t>
+      </w:r>
+      <w:bookmarkStart w:id="26" w:name="Chikonsil"/>
+      <w:bookmarkEnd w:id="26"/>
+      <w:r>
+        <w:t xml:space="preserve"> </w:t>
+      </w:r>
+      <w:bookmarkStart w:id="27" w:name="Sonstkonsil"/>
+      <w:bookmarkEnd w:id="27"/>
+      <w:r>
+        <w:t xml:space="preserve"> </w:t>
+      </w:r>
+      <w:bookmarkStart w:id="28" w:name="Hnokonsil"/>
+      <w:bookmarkEnd w:id="28"/>
+      <w:r>
+        <w:t xml:space="preserve"> </w:t>
+      </w:r>
+      <w:bookmarkStart w:id="29" w:name="Neukonsil"/>
+      <w:bookmarkEnd w:id="29"/>
+      <w:r>
+        <w:t xml:space="preserve"> </w:t>
+      </w:r>
+      <w:bookmarkStart w:id="30" w:name="Urokonsil"/>
+      <w:bookmarkEnd w:id="30"/>
+      <w:r>
+        <w:t xml:space="preserve"> </w:t>
+      </w:r>
+      <w:bookmarkStart w:id="31" w:name="Derkonsil"/>
+      <w:bookmarkEnd w:id="31"/>
+      <w:r>
+        <w:t xml:space="preserve"> </w:t>
+      </w:r>
+      <w:bookmarkStart w:id="32" w:name="Augkonsil"/>
+      <w:bookmarkEnd w:id="32"/>
+      <w:r>
+        <w:t xml:space="preserve"> </w:t>
+      </w:r>
+      <w:bookmarkStart w:id="33" w:name="Zahkonsil"/>
+      <w:bookmarkStart w:id="34" w:name="Endo"/>
+      <w:bookmarkStart w:id="35" w:name="Diaet"/>
+      <w:bookmarkEnd w:id="33"/>
+      <w:bookmarkEnd w:id="34"/>
+      <w:bookmarkEnd w:id="35"/>
+      <w:r>
+        <w:t xml:space="preserve"> </w:t>
+      </w:r>
+      <w:bookmarkStart w:id="36" w:name="Lufu"/>
+      <w:bookmarkStart w:id="37" w:name="Dialyse"/>
+      <w:bookmarkStart w:id="38" w:name="Rechtsherz"/>
+      <w:bookmarkStart w:id="39" w:name="Gehtest"/>
+      <w:bookmarkStart w:id="40" w:name="MibiErregerHinweis"/>
+      <w:bookmarkStart w:id="41" w:name="Karotidendoppler"/>
+      <w:bookmarkStart w:id="42" w:name="Knochenmarkbiopsie"/>
+      <w:bookmarkEnd w:id="36"/>
+      <w:bookmarkEnd w:id="37"/>
+      <w:bookmarkEnd w:id="38"/>
+      <w:bookmarkEnd w:id="39"/>
+      <w:bookmarkEnd w:id="40"/>
+      <w:bookmarkEnd w:id="41"/>
+      <w:bookmarkEnd w:id="42"/>
+    </w:p>
+    <w:p/>
+    <w:p>
       <w:pPr>
-        <w:pStyle w:val="Diagnose"/>
+        <w:pStyle w:val="berschrift1"/>
       </w:pPr>
-      <w:r>
-        <w:t>[</w:t>
-      </w:r>
-      <w:proofErr w:type="gramStart"/>
-      <w:r>
-        <w:t>USER:PROCTAB</w:t>
-      </w:r>
-      <w:proofErr w:type="gramEnd"/>
-      <w:r>
-        <w:t>-</w:t>
-      </w:r>
-      <w:r>
-        <w:t>PROC_</w:t>
-      </w:r>
-      <w:r>
-        <w:t>ICPML]</w:t>
-      </w:r>
-      <w:r>
-        <w:tab/>
-      </w:r>
-      <w:r>
-        <w:t>[USER:PROCTAB-PROC_LANGTEXT]</w:t>
+      <w:proofErr w:type="spellStart"/>
+      <w:r>
+        <w:t>Labor</w:t>
+      </w:r>
+      <w:bookmarkStart w:id="43" w:name="LaborStart"/>
+      <w:bookmarkEnd w:id="43"/>
+      <w:r>
+        <w:t>parameter</w:t>
+      </w:r>
+      <w:proofErr w:type="spellEnd"/>
+      <w:r>
+        <w:t>:</w:t>
       </w:r>
     </w:p>
+    <w:p>
+      <w:bookmarkStart w:id="44" w:name="Labor"/>
+      <w:bookmarkEnd w:id="44"/>
+      <w:r>
+        <w:t xml:space="preserve"> </w:t>
+      </w:r>
+    </w:p>
+    <w:p/>
     <w:p>
       <w:pPr>
         <w:rPr>
-          <w:rFonts w:ascii="Arial" w:hAnsi="Arial"/>
-          <w:sz w:val="20"/>
+          <w:b/>
         </w:rPr>
       </w:pPr>
       <w:r>
         <w:rPr>
-          <w:rFonts w:ascii="Arial" w:hAnsi="Arial"/>
-          <w:sz w:val="20"/>
+          <w:b/>
         </w:rPr>
-        <w:t xml:space="preserve"> </w:t>
-      </w:r>
+        <w:t>Weitere Befunde können vorliegen. Diese können über das Sekretariat (Tel. 030/30008-125) angefordert werden.</w:t>
+      </w:r>
+    </w:p>
+    <w:p>
+      <w:bookmarkStart w:id="45" w:name="OPBerichtPMD"/>
+      <w:bookmarkEnd w:id="45"/>
     </w:p>
     <w:p>
       <w:pPr>
@@ -1898,7 +1561,15 @@
       </w:pPr>
       <w:proofErr w:type="spellStart"/>
       <w:r>
-        <w:t>Therapie</w:t>
+        <w:t>Blutgruppe</w:t>
+      </w:r>
+      <w:proofErr w:type="spellEnd"/>
+      <w:r>
+        <w:t xml:space="preserve"> und </w:t>
+      </w:r>
+      <w:proofErr w:type="spellStart"/>
+      <w:r>
+        <w:t>Transfusionen</w:t>
       </w:r>
       <w:proofErr w:type="spellEnd"/>
       <w:r>
@@ -1906,251 +1577,25 @@
       </w:r>
     </w:p>
     <w:p>
-      <w:pPr>
-        <w:rPr>
-          <w:rFonts w:ascii="Arial" w:hAnsi="Arial"/>
-          <w:sz w:val="20"/>
-        </w:rPr>
-      </w:pPr>
-      <w:r>
-        <w:rPr>
-          <w:rFonts w:ascii="Arial" w:hAnsi="Arial"/>
-          <w:sz w:val="20"/>
-        </w:rPr>
-        <w:t xml:space="preserve">  </w:t>
-      </w:r>
-      <w:bookmarkStart w:id="10" w:name="Anamnese"/>
-      <w:bookmarkEnd w:id="10"/>
-      <w:r>
-        <w:rPr>
-          <w:rFonts w:ascii="Arial" w:hAnsi="Arial"/>
-          <w:sz w:val="20"/>
-        </w:rPr>
+      <w:bookmarkStart w:id="46" w:name="Blutprodukte"/>
+      <w:bookmarkEnd w:id="46"/>
+      <w:r>
         <w:t xml:space="preserve"> </w:t>
       </w:r>
-      <w:bookmarkStart w:id="11" w:name="Opbericht"/>
-      <w:bookmarkEnd w:id="11"/>
-      <w:r>
-        <w:rPr>
-          <w:rFonts w:ascii="Arial" w:hAnsi="Arial"/>
-          <w:sz w:val="20"/>
-        </w:rPr>
-        <w:t xml:space="preserve"> </w:t>
-      </w:r>
-      <w:bookmarkStart w:id="12" w:name="koerper"/>
-      <w:bookmarkEnd w:id="12"/>
-      <w:r>
-        <w:rPr>
-          <w:rFonts w:ascii="Arial" w:hAnsi="Arial"/>
-          <w:sz w:val="20"/>
-        </w:rPr>
-        <w:t xml:space="preserve"> </w:t>
-      </w:r>
-      <w:bookmarkStart w:id="13" w:name="ROE"/>
-      <w:bookmarkEnd w:id="13"/>
-      <w:r>
-        <w:rPr>
-          <w:rFonts w:ascii="Arial" w:hAnsi="Arial"/>
-          <w:sz w:val="20"/>
-        </w:rPr>
-        <w:t xml:space="preserve"> </w:t>
-      </w:r>
-      <w:bookmarkStart w:id="14" w:name="EKG"/>
-      <w:bookmarkEnd w:id="14"/>
-      <w:r>
-        <w:rPr>
-          <w:rFonts w:ascii="Arial" w:hAnsi="Arial"/>
-          <w:sz w:val="20"/>
-        </w:rPr>
-        <w:t xml:space="preserve"> </w:t>
-      </w:r>
-      <w:bookmarkStart w:id="15" w:name="Ekgbelast"/>
-      <w:bookmarkStart w:id="16" w:name="LangzRR"/>
-      <w:bookmarkEnd w:id="15"/>
-      <w:bookmarkEnd w:id="16"/>
-      <w:r>
-        <w:rPr>
-          <w:rFonts w:ascii="Arial" w:hAnsi="Arial"/>
-          <w:sz w:val="20"/>
-        </w:rPr>
-        <w:t xml:space="preserve"> </w:t>
-      </w:r>
-      <w:bookmarkStart w:id="17" w:name="Ekglangzeit"/>
-      <w:bookmarkEnd w:id="17"/>
-      <w:r>
-        <w:rPr>
-          <w:rFonts w:ascii="Arial" w:hAnsi="Arial"/>
-          <w:sz w:val="20"/>
-        </w:rPr>
-        <w:t xml:space="preserve"> </w:t>
-      </w:r>
-      <w:bookmarkStart w:id="18" w:name="Echokard"/>
-      <w:bookmarkEnd w:id="18"/>
-      <w:r>
-        <w:rPr>
-          <w:rFonts w:ascii="Arial" w:hAnsi="Arial"/>
-          <w:sz w:val="20"/>
-        </w:rPr>
-        <w:t xml:space="preserve"> </w:t>
-      </w:r>
-      <w:bookmarkStart w:id="19" w:name="Sonobauch"/>
-      <w:bookmarkEnd w:id="19"/>
-      <w:r>
-        <w:rPr>
-          <w:rFonts w:ascii="Arial" w:hAnsi="Arial"/>
-          <w:sz w:val="20"/>
-        </w:rPr>
-        <w:t xml:space="preserve"> </w:t>
-      </w:r>
-      <w:bookmarkStart w:id="20" w:name="Sonosd"/>
-      <w:bookmarkEnd w:id="20"/>
-      <w:r>
-        <w:rPr>
-          <w:rFonts w:ascii="Arial" w:hAnsi="Arial"/>
-          <w:sz w:val="20"/>
-        </w:rPr>
-        <w:t xml:space="preserve"> </w:t>
-      </w:r>
-      <w:bookmarkStart w:id="21" w:name="Sonogef"/>
-      <w:bookmarkEnd w:id="21"/>
-      <w:r>
-        <w:rPr>
-          <w:rFonts w:ascii="Arial" w:hAnsi="Arial"/>
-          <w:sz w:val="20"/>
-        </w:rPr>
-        <w:t xml:space="preserve"> </w:t>
-      </w:r>
-      <w:bookmarkStart w:id="22" w:name="Sonograf"/>
-      <w:bookmarkEnd w:id="22"/>
-      <w:r>
-        <w:rPr>
-          <w:rFonts w:ascii="Arial" w:hAnsi="Arial"/>
-          <w:sz w:val="20"/>
-        </w:rPr>
-        <w:t xml:space="preserve"> </w:t>
-      </w:r>
-      <w:bookmarkStart w:id="23" w:name="Gynkonsil"/>
-      <w:bookmarkStart w:id="24" w:name="Schrittmacher"/>
-      <w:bookmarkEnd w:id="23"/>
-      <w:bookmarkEnd w:id="24"/>
-      <w:r>
-        <w:rPr>
-          <w:rFonts w:ascii="Arial" w:hAnsi="Arial"/>
-          <w:sz w:val="20"/>
-        </w:rPr>
-        <w:t xml:space="preserve"> </w:t>
-      </w:r>
-      <w:bookmarkStart w:id="25" w:name="Chikonsil"/>
-      <w:bookmarkEnd w:id="25"/>
-      <w:r>
-        <w:rPr>
-          <w:rFonts w:ascii="Arial" w:hAnsi="Arial"/>
-          <w:sz w:val="20"/>
-        </w:rPr>
-        <w:t xml:space="preserve"> </w:t>
-      </w:r>
-      <w:bookmarkStart w:id="26" w:name="Sonstkonsil"/>
-      <w:bookmarkEnd w:id="26"/>
-      <w:r>
-        <w:rPr>
-          <w:rFonts w:ascii="Arial" w:hAnsi="Arial"/>
-          <w:sz w:val="20"/>
-        </w:rPr>
-        <w:t xml:space="preserve"> </w:t>
-      </w:r>
-      <w:bookmarkStart w:id="27" w:name="Hnokonsil"/>
-      <w:bookmarkEnd w:id="27"/>
-      <w:r>
-        <w:rPr>
-          <w:rFonts w:ascii="Arial" w:hAnsi="Arial"/>
-          <w:sz w:val="20"/>
-        </w:rPr>
-        <w:t xml:space="preserve"> </w:t>
-      </w:r>
-      <w:bookmarkStart w:id="28" w:name="Neukonsil"/>
-      <w:bookmarkEnd w:id="28"/>
-      <w:r>
-        <w:rPr>
-          <w:rFonts w:ascii="Arial" w:hAnsi="Arial"/>
-          <w:sz w:val="20"/>
-        </w:rPr>
-        <w:t xml:space="preserve"> </w:t>
-      </w:r>
-      <w:bookmarkStart w:id="29" w:name="Urokonsil"/>
-      <w:bookmarkEnd w:id="29"/>
-      <w:r>
-        <w:rPr>
-          <w:rFonts w:ascii="Arial" w:hAnsi="Arial"/>
-          <w:sz w:val="20"/>
-        </w:rPr>
-        <w:t xml:space="preserve"> </w:t>
-      </w:r>
-      <w:bookmarkStart w:id="30" w:name="Derkonsil"/>
-      <w:bookmarkEnd w:id="30"/>
-      <w:r>
-        <w:rPr>
-          <w:rFonts w:ascii="Arial" w:hAnsi="Arial"/>
-          <w:sz w:val="20"/>
-        </w:rPr>
-        <w:t xml:space="preserve"> </w:t>
-      </w:r>
-      <w:bookmarkStart w:id="31" w:name="Augkonsil"/>
-      <w:bookmarkEnd w:id="31"/>
-      <w:r>
-        <w:rPr>
-          <w:rFonts w:ascii="Arial" w:hAnsi="Arial"/>
-          <w:sz w:val="20"/>
-        </w:rPr>
-        <w:t xml:space="preserve"> </w:t>
-      </w:r>
-      <w:bookmarkStart w:id="32" w:name="Zahkonsil"/>
-      <w:bookmarkStart w:id="33" w:name="Endo"/>
-      <w:bookmarkStart w:id="34" w:name="Diaet"/>
-      <w:bookmarkEnd w:id="32"/>
-      <w:bookmarkEnd w:id="33"/>
-      <w:bookmarkEnd w:id="34"/>
-      <w:r>
-        <w:rPr>
-          <w:rFonts w:ascii="Arial" w:hAnsi="Arial"/>
-          <w:sz w:val="20"/>
-        </w:rPr>
-        <w:t xml:space="preserve"> </w:t>
-      </w:r>
-      <w:bookmarkStart w:id="35" w:name="Lufu"/>
-      <w:bookmarkStart w:id="36" w:name="Dialyse"/>
-      <w:bookmarkStart w:id="37" w:name="Rechtsherz"/>
-      <w:bookmarkStart w:id="38" w:name="Gehtest"/>
-      <w:bookmarkStart w:id="39" w:name="MibiErregerHinweis"/>
-      <w:bookmarkStart w:id="40" w:name="Karotidendoppler"/>
-      <w:bookmarkStart w:id="41" w:name="Knochenmarkbiopsie"/>
-      <w:bookmarkEnd w:id="35"/>
-      <w:bookmarkEnd w:id="36"/>
-      <w:bookmarkEnd w:id="37"/>
-      <w:bookmarkEnd w:id="38"/>
-      <w:bookmarkEnd w:id="39"/>
-      <w:bookmarkEnd w:id="40"/>
-      <w:bookmarkEnd w:id="41"/>
+      <w:bookmarkStart w:id="47" w:name="Antibiotika"/>
+      <w:bookmarkStart w:id="48" w:name="Blutkomp"/>
+      <w:bookmarkEnd w:id="47"/>
+      <w:bookmarkEnd w:id="48"/>
     </w:p>
-    <w:p>
-      <w:pPr>
-        <w:rPr>
-          <w:rFonts w:ascii="Arial" w:hAnsi="Arial"/>
-          <w:sz w:val="20"/>
-        </w:rPr>
-      </w:pPr>
-    </w:p>
+    <w:p/>
     <w:p>
       <w:pPr>
         <w:pStyle w:val="berschrift1"/>
       </w:pPr>
       <w:proofErr w:type="spellStart"/>
       <w:r>
-        <w:t>Labor</w:t>
-      </w:r>
-      <w:bookmarkStart w:id="42" w:name="LaborStart"/>
-      <w:bookmarkEnd w:id="42"/>
-      <w:r>
-        <w:t>parameter</w:t>
+        <w:lastRenderedPageBreak/>
+        <w:t>Medikation</w:t>
       </w:r>
       <w:proofErr w:type="spellEnd"/>
       <w:r>
@@ -2158,123 +1603,8 @@
       </w:r>
     </w:p>
     <w:p>
-      <w:pPr>
-        <w:rPr>
-          <w:rFonts w:ascii="Arial" w:hAnsi="Arial"/>
-          <w:sz w:val="20"/>
-        </w:rPr>
-      </w:pPr>
-      <w:bookmarkStart w:id="43" w:name="Labor"/>
-      <w:bookmarkEnd w:id="43"/>
-      <w:r>
-        <w:rPr>
-          <w:rFonts w:ascii="Arial" w:hAnsi="Arial"/>
-          <w:sz w:val="20"/>
-        </w:rPr>
-        <w:t xml:space="preserve"> </w:t>
-      </w:r>
-    </w:p>
-    <w:p>
-      <w:pPr>
-        <w:rPr>
-          <w:rFonts w:ascii="Arial" w:hAnsi="Arial"/>
-          <w:sz w:val="20"/>
-        </w:rPr>
-      </w:pPr>
-    </w:p>
-    <w:p>
-      <w:pPr>
-        <w:rPr>
-          <w:rFonts w:ascii="Arial" w:hAnsi="Arial"/>
-          <w:b/>
-          <w:sz w:val="20"/>
-        </w:rPr>
-      </w:pPr>
-      <w:r>
-        <w:rPr>
-          <w:rFonts w:ascii="Arial" w:hAnsi="Arial"/>
-          <w:b/>
-          <w:sz w:val="20"/>
-        </w:rPr>
-        <w:t>Weitere Befunde können vorliegen. Diese können über das Sekretariat (Tel. 030/30008-125) angefordert werden.</w:t>
-      </w:r>
-    </w:p>
-    <w:p>
-      <w:pPr>
-        <w:rPr>
-          <w:rFonts w:ascii="Arial" w:hAnsi="Arial"/>
-          <w:sz w:val="20"/>
-        </w:rPr>
-      </w:pPr>
-      <w:bookmarkStart w:id="44" w:name="OPBerichtPMD"/>
-      <w:bookmarkEnd w:id="44"/>
-    </w:p>
-    <w:p>
-      <w:pPr>
-        <w:pStyle w:val="berschrift1"/>
-      </w:pPr>
-      <w:proofErr w:type="spellStart"/>
-      <w:r>
-        <w:t>Blutgruppe</w:t>
-      </w:r>
-      <w:proofErr w:type="spellEnd"/>
-      <w:r>
-        <w:t xml:space="preserve"> und </w:t>
-      </w:r>
-      <w:proofErr w:type="spellStart"/>
-      <w:r>
-        <w:t>Transfusionen</w:t>
-      </w:r>
-      <w:proofErr w:type="spellEnd"/>
-      <w:r>
-        <w:t>:</w:t>
-      </w:r>
-    </w:p>
-    <w:p>
-      <w:pPr>
-        <w:rPr>
-          <w:rFonts w:ascii="Arial" w:hAnsi="Arial"/>
-          <w:sz w:val="20"/>
-        </w:rPr>
-      </w:pPr>
-      <w:bookmarkStart w:id="45" w:name="Blutprodukte"/>
-      <w:bookmarkEnd w:id="45"/>
-      <w:r>
-        <w:rPr>
-          <w:rFonts w:ascii="Arial" w:hAnsi="Arial"/>
-          <w:sz w:val="20"/>
-        </w:rPr>
-        <w:t xml:space="preserve"> </w:t>
-      </w:r>
-      <w:bookmarkStart w:id="46" w:name="Antibiotika"/>
-      <w:bookmarkStart w:id="47" w:name="Blutkomp"/>
-      <w:bookmarkEnd w:id="46"/>
-      <w:bookmarkEnd w:id="47"/>
-    </w:p>
-    <w:p>
-      <w:pPr>
-        <w:rPr>
-          <w:rFonts w:ascii="Arial" w:hAnsi="Arial"/>
-          <w:sz w:val="20"/>
-        </w:rPr>
-      </w:pPr>
-    </w:p>
-    <w:p>
-      <w:pPr>
-        <w:pStyle w:val="berschrift1"/>
-      </w:pPr>
-      <w:proofErr w:type="spellStart"/>
-      <w:r>
-        <w:t>Medikation</w:t>
-      </w:r>
-      <w:proofErr w:type="spellEnd"/>
-      <w:r>
-        <w:t>:</w:t>
-      </w:r>
-    </w:p>
-    <w:p>
-      <w:bookmarkStart w:id="48" w:name="StandMedikation"/>
-      <w:bookmarkEnd w:id="48"/>
+      <w:bookmarkStart w:id="49" w:name="StandMedikation"/>
+      <w:bookmarkEnd w:id="49"/>
     </w:p>
     <w:tbl>
       <w:tblPr>
@@ -2561,8 +1891,8 @@
             <w:shd w:val="clear" w:color="auto" w:fill="auto"/>
           </w:tcPr>
           <w:p>
-            <w:bookmarkStart w:id="49" w:name="MEDIKAMENT"/>
-            <w:bookmarkEnd w:id="49"/>
+            <w:bookmarkStart w:id="50" w:name="MEDIKAMENT"/>
+            <w:bookmarkEnd w:id="50"/>
           </w:p>
         </w:tc>
         <w:tc>
@@ -2652,100 +1982,34 @@
       </w:tr>
     </w:tbl>
     <w:p>
-      <w:pPr>
-        <w:rPr>
-          <w:rFonts w:ascii="Arial" w:hAnsi="Arial"/>
-          <w:sz w:val="20"/>
-        </w:rPr>
-      </w:pPr>
-      <w:bookmarkStart w:id="50" w:name="MEDIKA_TEXT"/>
-      <w:bookmarkEnd w:id="50"/>
-      <w:r>
-        <w:rPr>
-          <w:rFonts w:ascii="Arial" w:hAnsi="Arial"/>
-          <w:sz w:val="20"/>
-        </w:rPr>
+      <w:bookmarkStart w:id="51" w:name="MEDIKA_TEXT"/>
+      <w:bookmarkEnd w:id="51"/>
+      <w:r>
         <w:t xml:space="preserve"> </w:t>
       </w:r>
     </w:p>
     <w:p>
-      <w:pPr>
-        <w:rPr>
-          <w:rFonts w:ascii="Arial" w:hAnsi="Arial"/>
-          <w:sz w:val="20"/>
-        </w:rPr>
-      </w:pPr>
-      <w:bookmarkStart w:id="51" w:name="Epikrise"/>
-      <w:bookmarkEnd w:id="51"/>
-      <w:r>
-        <w:rPr>
-          <w:rFonts w:ascii="Arial" w:hAnsi="Arial"/>
-          <w:sz w:val="20"/>
-        </w:rPr>
+      <w:bookmarkStart w:id="52" w:name="Epikrise"/>
+      <w:bookmarkEnd w:id="52"/>
+      <w:r>
         <w:t>Wir danken Ihnen für die Überweisung des Patienten und verbleiben</w:t>
       </w:r>
     </w:p>
+    <w:p/>
     <w:p>
-      <w:pPr>
-        <w:rPr>
-          <w:rFonts w:ascii="Arial" w:hAnsi="Arial"/>
-          <w:sz w:val="20"/>
-        </w:rPr>
-      </w:pPr>
+      <w:r>
+        <w:t>mit freundlichen kollegialen Grüßen</w:t>
+      </w:r>
     </w:p>
-    <w:p>
-      <w:pPr>
-        <w:rPr>
-          <w:rFonts w:ascii="Arial" w:hAnsi="Arial"/>
-          <w:sz w:val="20"/>
-        </w:rPr>
-      </w:pPr>
-      <w:r>
-        <w:rPr>
-          <w:rFonts w:ascii="Arial" w:hAnsi="Arial"/>
-          <w:sz w:val="20"/>
-        </w:rPr>
-        <w:t>mit freundlichen kollegialen Grüßen</w:t>
-      </w:r>
-    </w:p>
-    <w:p>
-      <w:pPr>
-        <w:rPr>
-          <w:rFonts w:ascii="Arial" w:hAnsi="Arial"/>
-          <w:sz w:val="20"/>
-        </w:rPr>
-      </w:pPr>
-    </w:p>
-    <w:p>
-      <w:pPr>
-        <w:rPr>
-          <w:rFonts w:ascii="Arial" w:hAnsi="Arial"/>
-          <w:sz w:val="20"/>
-        </w:rPr>
-      </w:pPr>
-    </w:p>
-    <w:p>
-      <w:pPr>
-        <w:rPr>
-          <w:rFonts w:ascii="Arial" w:hAnsi="Arial"/>
-          <w:sz w:val="20"/>
-        </w:rPr>
-      </w:pPr>
-    </w:p>
-    <w:p>
-      <w:pPr>
-        <w:rPr>
-          <w:rFonts w:ascii="Arial" w:hAnsi="Arial"/>
-          <w:sz w:val="20"/>
-        </w:rPr>
-      </w:pPr>
-    </w:p>
+    <w:p/>
+    <w:p/>
+    <w:p/>
+    <w:p/>
     <w:p>
       <w:pPr>
         <w:pStyle w:val="Unterschriften"/>
       </w:pPr>
       <w:r>
-        <w:lastRenderedPageBreak/>
         <w:tab/>
         <w:t>____________________________</w:t>
       </w:r>
@@ -2792,15 +2056,15 @@
         <w:tab/>
         <w:t>Stationsarzt</w:t>
       </w:r>
-      <w:bookmarkStart w:id="52" w:name="Unterschrift"/>
-      <w:bookmarkEnd w:id="52"/>
+      <w:bookmarkStart w:id="53" w:name="Unterschrift"/>
+      <w:bookmarkEnd w:id="53"/>
     </w:p>
     <w:p>
       <w:pPr>
         <w:pStyle w:val="berschrift1"/>
       </w:pPr>
-      <w:bookmarkStart w:id="53" w:name="MibiErregerTabelle1"/>
-      <w:bookmarkEnd w:id="53"/>
+      <w:bookmarkStart w:id="54" w:name="MibiErregerTabelle1"/>
+      <w:bookmarkEnd w:id="54"/>
     </w:p>
     <w:tbl>
       <w:tblPr>
@@ -4564,8 +3828,8 @@
                 <w:szCs w:val="16"/>
               </w:rPr>
             </w:pPr>
-            <w:bookmarkStart w:id="54" w:name="MibiErregerZelle1"/>
-            <w:bookmarkEnd w:id="54"/>
+            <w:bookmarkStart w:id="55" w:name="MibiErregerZelle1"/>
+            <w:bookmarkEnd w:id="55"/>
           </w:p>
         </w:tc>
         <w:tc>
@@ -5342,38 +4606,14 @@
       </w:tr>
     </w:tbl>
     <w:p>
-      <w:pPr>
-        <w:rPr>
-          <w:rFonts w:ascii="Arial" w:hAnsi="Arial"/>
-          <w:sz w:val="20"/>
-        </w:rPr>
-      </w:pPr>
-      <w:bookmarkStart w:id="55" w:name="MibiErreger"/>
-      <w:bookmarkEnd w:id="55"/>
-      <w:r>
-        <w:rPr>
-          <w:rFonts w:ascii="Arial" w:hAnsi="Arial"/>
-          <w:sz w:val="20"/>
-        </w:rPr>
+      <w:bookmarkStart w:id="56" w:name="MibiErreger"/>
+      <w:bookmarkEnd w:id="56"/>
+      <w:r>
         <w:t xml:space="preserve"> </w:t>
       </w:r>
     </w:p>
-    <w:p>
-      <w:pPr>
-        <w:rPr>
-          <w:rFonts w:ascii="Arial" w:hAnsi="Arial"/>
-          <w:sz w:val="20"/>
-        </w:rPr>
-      </w:pPr>
-    </w:p>
-    <w:p>
-      <w:pPr>
-        <w:rPr>
-          <w:rFonts w:ascii="Arial" w:hAnsi="Arial"/>
-          <w:sz w:val="20"/>
-        </w:rPr>
-      </w:pPr>
-    </w:p>
+    <w:p/>
+    <w:p/>
     <w:p/>
     <w:sectPr>
       <w:pgSz w:w="16838" w:h="11906" w:orient="landscape" w:code="9"/>
@@ -5469,7 +4709,7 @@
               <w:szCs w:val="15"/>
               <w:lang w:eastAsia="de-DE"/>
             </w:rPr>
-            <w:t>03.09.2026</w:t>
+            <w:t>11.09.2026</w:t>
           </w:r>
           <w:r>
             <w:rPr>
@@ -5541,7 +4781,7 @@
               <w:szCs w:val="15"/>
               <w:lang w:eastAsia="de-DE"/>
             </w:rPr>
-            <w:t>2</w:t>
+            <w:t>3</w:t>
           </w:r>
           <w:r>
             <w:rPr>
@@ -5602,7 +4842,7 @@
               <w:szCs w:val="15"/>
               <w:lang w:eastAsia="de-DE"/>
             </w:rPr>
-            <w:t>4</w:t>
+            <w:t>3</w:t>
           </w:r>
           <w:r>
             <w:rPr>
@@ -6160,7 +5400,7 @@
               <w:szCs w:val="15"/>
               <w:lang w:eastAsia="de-DE"/>
             </w:rPr>
-            <w:t>03.09.2026</w:t>
+            <w:t>11.09.2026</w:t>
           </w:r>
           <w:r>
             <w:rPr>
@@ -6294,7 +5534,7 @@
               <w:szCs w:val="15"/>
               <w:lang w:eastAsia="de-DE"/>
             </w:rPr>
-            <w:t>4</w:t>
+            <w:t>3</w:t>
           </w:r>
           <w:r>
             <w:rPr>
@@ -6373,7 +5613,7 @@
       <w:pStyle w:val="SanaKliniken"/>
       <w:framePr w:w="3549" w:wrap="around" w:hAnchor="page" w:x="1436"/>
     </w:pPr>
-    <w:bookmarkStart w:id="3" w:name="_Hlk108784881"/>
+    <w:bookmarkStart w:id="4" w:name="_Hlk108784881"/>
     <w:r>
       <w:rPr>
         <w:noProof/>
@@ -6599,7 +5839,7 @@
         </mc:Fallback>
       </mc:AlternateContent>
     </w:r>
-    <w:bookmarkEnd w:id="3"/>
+    <w:bookmarkEnd w:id="4"/>
   </w:p>
 </w:hdr>
 </file>
@@ -6742,6 +5982,36 @@
   </w:abstractNum>
   <w:num w:numId="1">
     <w:abstractNumId w:val="0"/>
+  </w:num>
+  <w:num w:numId="2">
+    <w:abstractNumId w:val="0"/>
+    <w:lvlOverride w:ilvl="0">
+      <w:startOverride w:val="1"/>
+    </w:lvlOverride>
+    <w:lvlOverride w:ilvl="1">
+      <w:startOverride w:val="1"/>
+    </w:lvlOverride>
+    <w:lvlOverride w:ilvl="2">
+      <w:startOverride w:val="1"/>
+    </w:lvlOverride>
+    <w:lvlOverride w:ilvl="3">
+      <w:startOverride w:val="1"/>
+    </w:lvlOverride>
+    <w:lvlOverride w:ilvl="4">
+      <w:startOverride w:val="1"/>
+    </w:lvlOverride>
+    <w:lvlOverride w:ilvl="5">
+      <w:startOverride w:val="1"/>
+    </w:lvlOverride>
+    <w:lvlOverride w:ilvl="6">
+      <w:startOverride w:val="1"/>
+    </w:lvlOverride>
+    <w:lvlOverride w:ilvl="7">
+      <w:startOverride w:val="1"/>
+    </w:lvlOverride>
+    <w:lvlOverride w:ilvl="8">
+      <w:startOverride w:val="1"/>
+    </w:lvlOverride>
   </w:num>
 </w:numbering>
 </file>
@@ -7133,12 +6403,12 @@
   <w:style w:type="paragraph" w:default="1" w:styleId="Standard">
     <w:name w:val="Normal"/>
     <w:qFormat/>
-    <w:rsid w:val="00EB462A"/>
+    <w:rsid w:val="008A7AC5"/>
     <w:pPr>
-      <w:spacing w:after="160" w:line="259" w:lineRule="auto"/>
+      <w:spacing w:line="259" w:lineRule="auto"/>
     </w:pPr>
     <w:rPr>
-      <w:sz w:val="22"/>
+      <w:rFonts w:ascii="Arial" w:hAnsi="Arial"/>
       <w:szCs w:val="22"/>
       <w:lang w:eastAsia="en-US"/>
     </w:rPr>
@@ -7160,9 +6430,8 @@
       <w:outlineLvl w:val="0"/>
     </w:pPr>
     <w:rPr>
-      <w:rFonts w:ascii="Arial" w:eastAsia="Times New Roman" w:hAnsi="Arial" w:cs="Arial"/>
+      <w:rFonts w:eastAsia="Times New Roman" w:cs="Arial"/>
       <w:bCs/>
-      <w:sz w:val="20"/>
       <w:szCs w:val="24"/>
       <w:u w:val="single"/>
       <w:lang w:val="it-IT" w:eastAsia="de-DE"/>
@@ -7173,7 +6442,7 @@
     <w:uiPriority w:val="1"/>
     <w:semiHidden/>
     <w:unhideWhenUsed/>
-    <w:rsid w:val="00EB462A"/>
+    <w:rsid w:val="008A7AC5"/>
   </w:style>
   <w:style w:type="table" w:default="1" w:styleId="NormaleTabelle">
     <w:name w:val="Normal Table"/>
@@ -7195,7 +6464,7 @@
     <w:uiPriority w:val="99"/>
     <w:semiHidden/>
     <w:unhideWhenUsed/>
-    <w:rsid w:val="00EB462A"/>
+    <w:rsid w:val="008A7AC5"/>
   </w:style>
   <w:style w:type="character" w:customStyle="1" w:styleId="berschrift1Zchn">
     <w:name w:val="Überschrift 1 Zchn"/>
@@ -7221,8 +6490,7 @@
       <w:jc w:val="both"/>
     </w:pPr>
     <w:rPr>
-      <w:rFonts w:ascii="Arial" w:eastAsia="Times New Roman" w:hAnsi="Arial"/>
-      <w:sz w:val="20"/>
+      <w:rFonts w:eastAsia="Times New Roman"/>
       <w:szCs w:val="24"/>
       <w:lang w:eastAsia="de-DE"/>
     </w:rPr>
@@ -7241,8 +6509,7 @@
       <w:jc w:val="both"/>
     </w:pPr>
     <w:rPr>
-      <w:rFonts w:ascii="Arial" w:eastAsia="Times New Roman" w:hAnsi="Arial"/>
-      <w:sz w:val="20"/>
+      <w:rFonts w:eastAsia="Times New Roman"/>
       <w:szCs w:val="24"/>
       <w:lang w:eastAsia="de-DE"/>
     </w:rPr>
@@ -7273,8 +6540,7 @@
       <w:jc w:val="both"/>
     </w:pPr>
     <w:rPr>
-      <w:rFonts w:ascii="Arial" w:eastAsia="Times New Roman" w:hAnsi="Arial"/>
-      <w:sz w:val="20"/>
+      <w:rFonts w:eastAsia="Times New Roman"/>
       <w:szCs w:val="24"/>
       <w:lang w:eastAsia="de-DE"/>
     </w:rPr>
@@ -7336,8 +6602,7 @@
       <w:jc w:val="both"/>
     </w:pPr>
     <w:rPr>
-      <w:rFonts w:ascii="Arial" w:eastAsia="Times New Roman" w:hAnsi="Arial"/>
-      <w:sz w:val="20"/>
+      <w:rFonts w:eastAsia="Times New Roman"/>
       <w:szCs w:val="24"/>
       <w:lang w:eastAsia="de-DE"/>
     </w:rPr>
@@ -7356,8 +6621,7 @@
       </w:tabs>
     </w:pPr>
     <w:rPr>
-      <w:rFonts w:ascii="Arial" w:eastAsia="Times New Roman" w:hAnsi="Arial"/>
-      <w:sz w:val="20"/>
+      <w:rFonts w:eastAsia="Times New Roman"/>
       <w:szCs w:val="24"/>
       <w:lang w:eastAsia="de-DE"/>
     </w:rPr>
@@ -7378,7 +6642,7 @@
       <w:spacing w:line="320" w:lineRule="exact"/>
     </w:pPr>
     <w:rPr>
-      <w:rFonts w:ascii="Arial" w:eastAsia="Times New Roman" w:hAnsi="Arial"/>
+      <w:rFonts w:eastAsia="Times New Roman"/>
       <w:b/>
       <w:color w:val="0069B4"/>
       <w:kern w:val="12"/>
